--- a/WHS_template.docx
+++ b/WHS_template.docx
@@ -22,7 +22,21 @@
         <w:rPr>
           <w:sz w:val="17"/>
         </w:rPr>
-        <w:t>Read each statement and select Yes if you understand it, No if you need instruction, or N/A only if it does not apply. Explain every No or N/A in the notes.</w:t>
+        <w:t xml:space="preserve">Read each statement and select Yes if you understand it, </w:t>
+      </w:r>
+      <w:proofErr w:type="gramStart"/>
+      <w:r>
+        <w:rPr>
+          <w:sz w:val="17"/>
+        </w:rPr>
+        <w:t>No</w:t>
+      </w:r>
+      <w:proofErr w:type="gramEnd"/>
+      <w:r>
+        <w:rPr>
+          <w:sz w:val="17"/>
+        </w:rPr>
+        <w:t xml:space="preserve"> if you need instruction, or N/A only if it does not apply. Explain every No or N/A in the notes.</w:t>
       </w:r>
     </w:p>
     <w:tbl>
@@ -86,11 +100,16 @@
           </w:tcPr>
           <w:p>
             <w:r>
-              <w:t>{{assessment_date}}</w:t>
+              <w:t>{{</w:t>
             </w:r>
-            <w:r/>
-            <w:r/>
-            <w:r/>
+            <w:proofErr w:type="spellStart"/>
+            <w:r>
+              <w:t>assessment_date</w:t>
+            </w:r>
+            <w:proofErr w:type="spellEnd"/>
+            <w:r>
+              <w:t>}}</w:t>
+            </w:r>
           </w:p>
         </w:tc>
       </w:tr>
@@ -120,7 +139,15 @@
           </w:tcPr>
           <w:p>
             <w:r>
-              <w:t>{{employee_name}}</w:t>
+              <w:t>{{</w:t>
+            </w:r>
+            <w:proofErr w:type="spellStart"/>
+            <w:r>
+              <w:t>employee_name</w:t>
+            </w:r>
+            <w:proofErr w:type="spellEnd"/>
+            <w:r>
+              <w:t>}}</w:t>
             </w:r>
           </w:p>
         </w:tc>
@@ -140,9 +167,7 @@
             <w:tcW w:w="3600" w:type="dxa"/>
             <w:vAlign w:val="center"/>
           </w:tcPr>
-          <w:p>
-            <w:r/>
-          </w:p>
+          <w:p/>
         </w:tc>
       </w:tr>
     </w:tbl>
@@ -159,10 +184,10 @@
         <w:tblLook w:val="04A0" w:firstRow="1" w:lastRow="0" w:firstColumn="1" w:lastColumn="0" w:noHBand="0" w:noVBand="1"/>
       </w:tblPr>
       <w:tblGrid>
-        <w:gridCol w:w="2001"/>
-        <w:gridCol w:w="5755"/>
-        <w:gridCol w:w="1370"/>
-        <w:gridCol w:w="1890"/>
+        <w:gridCol w:w="1986"/>
+        <w:gridCol w:w="5719"/>
+        <w:gridCol w:w="1403"/>
+        <w:gridCol w:w="1908"/>
       </w:tblGrid>
       <w:tr>
         <w:trPr>
@@ -627,7 +652,21 @@
               <w:rPr>
                 <w:sz w:val="16"/>
               </w:rPr>
-              <w:t>I understand that I must be trained and authorised before operating pressure washers or other equipment.</w:t>
+              <w:t xml:space="preserve">I understand that I must be trained and </w:t>
+            </w:r>
+            <w:proofErr w:type="spellStart"/>
+            <w:r>
+              <w:rPr>
+                <w:sz w:val="16"/>
+              </w:rPr>
+              <w:t>authorised</w:t>
+            </w:r>
+            <w:proofErr w:type="spellEnd"/>
+            <w:r>
+              <w:rPr>
+                <w:sz w:val="16"/>
+              </w:rPr>
+              <w:t xml:space="preserve"> before operating pressure washers or other equipment.</w:t>
             </w:r>
           </w:p>
         </w:tc>
@@ -1158,14 +1197,79 @@
           <w:b/>
           <w:sz w:val="17"/>
         </w:rPr>
-        <w:t>Acknowledgement outcome: {{overall_assessment}}</w:t>
+        <w:t xml:space="preserve">Acknowledgement </w:t>
       </w:r>
+      <w:proofErr w:type="gramStart"/>
       <w:r>
         <w:rPr>
+          <w:b/>
           <w:sz w:val="17"/>
         </w:rPr>
+        <w:t>outcome: {{</w:t>
       </w:r>
-      <w:r/>
+      <w:proofErr w:type="spellStart"/>
+      <w:proofErr w:type="gramEnd"/>
+      <w:r>
+        <w:rPr>
+          <w:b/>
+          <w:sz w:val="17"/>
+        </w:rPr>
+        <w:t>overall_assessment</w:t>
+      </w:r>
+      <w:proofErr w:type="spellEnd"/>
+      <w:r>
+        <w:rPr>
+          <w:b/>
+          <w:sz w:val="17"/>
+        </w:rPr>
+        <w:t>}}</w:t>
+      </w:r>
+    </w:p>
+    <w:p>
+      <w:pPr>
+        <w:spacing w:after="0"/>
+        <w:rPr>
+          <w:b/>
+          <w:sz w:val="17"/>
+        </w:rPr>
+      </w:pPr>
+      <w:r>
+        <w:rPr>
+          <w:b/>
+          <w:sz w:val="17"/>
+        </w:rPr>
+        <w:t xml:space="preserve">Questions, training or follow-up </w:t>
+      </w:r>
+      <w:proofErr w:type="gramStart"/>
+      <w:r>
+        <w:rPr>
+          <w:b/>
+          <w:sz w:val="17"/>
+        </w:rPr>
+        <w:t>requested: {{</w:t>
+      </w:r>
+      <w:proofErr w:type="spellStart"/>
+      <w:proofErr w:type="gramEnd"/>
+      <w:r>
+        <w:rPr>
+          <w:b/>
+          <w:sz w:val="17"/>
+        </w:rPr>
+        <w:t>immediate_actions</w:t>
+      </w:r>
+      <w:proofErr w:type="spellEnd"/>
+      <w:r>
+        <w:rPr>
+          <w:b/>
+          <w:sz w:val="17"/>
+        </w:rPr>
+        <w:t>}}</w:t>
+      </w:r>
+    </w:p>
+    <w:p>
+      <w:pPr>
+        <w:spacing w:after="0"/>
+      </w:pPr>
     </w:p>
     <w:p>
       <w:pPr>
@@ -1174,87 +1278,114 @@
       <w:r>
         <w:rPr>
           <w:b/>
+          <w:noProof/>
           <w:sz w:val="17"/>
         </w:rPr>
-        <w:t>Questions, training or follow-up requested: {{immediate_actions}}</w:t>
+        <mc:AlternateContent>
+          <mc:Choice Requires="wpi">
+            <w:drawing>
+              <wp:anchor distT="0" distB="0" distL="114300" distR="114300" simplePos="0" relativeHeight="251669504" behindDoc="0" locked="0" layoutInCell="1" allowOverlap="1" wp14:anchorId="2C6A015C" wp14:editId="72E6D33A">
+                <wp:simplePos x="0" y="0"/>
+                <wp:positionH relativeFrom="column">
+                  <wp:posOffset>2542540</wp:posOffset>
+                </wp:positionH>
+                <wp:positionV relativeFrom="paragraph">
+                  <wp:posOffset>-106680</wp:posOffset>
+                </wp:positionV>
+                <wp:extent cx="647455" cy="239830"/>
+                <wp:effectExtent l="38100" t="38100" r="19685" b="46355"/>
+                <wp:wrapNone/>
+                <wp:docPr id="654864460" name="Ink 11"/>
+                <wp:cNvGraphicFramePr/>
+                <a:graphic xmlns:a="http://schemas.openxmlformats.org/drawingml/2006/main">
+                  <a:graphicData uri="http://schemas.microsoft.com/office/word/2010/wordprocessingInk">
+                    <w14:contentPart bwMode="auto" r:id="rId8">
+                      <w14:nvContentPartPr>
+                        <w14:cNvContentPartPr/>
+                      </w14:nvContentPartPr>
+                      <w14:xfrm>
+                        <a:off x="0" y="0"/>
+                        <a:ext cx="647455" cy="239830"/>
+                      </w14:xfrm>
+                    </w14:contentPart>
+                  </a:graphicData>
+                </a:graphic>
+              </wp:anchor>
+            </w:drawing>
+          </mc:Choice>
+          <mc:Fallback>
+            <w:pict>
+              <v:shapetype w14:anchorId="677B068D" id="_x0000_t75" coordsize="21600,21600" o:spt="75" o:preferrelative="t" path="m@4@5l@4@11@9@11@9@5xe" filled="f" stroked="f">
+                <v:stroke joinstyle="miter"/>
+                <v:formulas>
+                  <v:f eqn="if lineDrawn pixelLineWidth 0"/>
+                  <v:f eqn="sum @0 1 0"/>
+                  <v:f eqn="sum 0 0 @1"/>
+                  <v:f eqn="prod @2 1 2"/>
+                  <v:f eqn="prod @3 21600 pixelWidth"/>
+                  <v:f eqn="prod @3 21600 pixelHeight"/>
+                  <v:f eqn="sum @0 0 1"/>
+                  <v:f eqn="prod @6 1 2"/>
+                  <v:f eqn="prod @7 21600 pixelWidth"/>
+                  <v:f eqn="sum @8 21600 0"/>
+                  <v:f eqn="prod @7 21600 pixelHeight"/>
+                  <v:f eqn="sum @10 21600 0"/>
+                </v:formulas>
+                <v:path o:extrusionok="f" gradientshapeok="t" o:connecttype="rect"/>
+                <o:lock v:ext="edit" aspectratio="t"/>
+              </v:shapetype>
+              <v:shape id="Ink 11" o:spid="_x0000_s1026" type="#_x0000_t75" style="position:absolute;margin-left:199.7pt;margin-top:-8.9pt;width:52pt;height:19.9pt;z-index:251669504;visibility:visible;mso-wrap-style:square;mso-wrap-distance-left:9pt;mso-wrap-distance-top:0;mso-wrap-distance-right:9pt;mso-wrap-distance-bottom:0;mso-position-horizontal:absolute;mso-position-horizontal-relative:text;mso-position-vertical:absolute;mso-position-vertical-relative:text" o:gfxdata="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">
+                <v:imagedata r:id="rId9" o:title=""/>
+              </v:shape>
+            </w:pict>
+          </mc:Fallback>
+        </mc:AlternateContent>
       </w:r>
-      <w:r>
-        <w:rPr>
-          <w:sz w:val="17"/>
-        </w:rPr>
-      </w:r>
-      <w:r>
-        <w:rPr>
-          <w:sz w:val="17"/>
-        </w:rPr>
-      </w:r>
-      <w:r>
-        <w:rPr>
-          <w:sz w:val="17"/>
-        </w:rPr>
-      </w:r>
-      <w:r/>
-    </w:p>
-    <w:p>
-      <w:pPr>
-        <w:spacing w:after="0"/>
-      </w:pPr>
       <w:r>
         <w:rPr>
           <w:b/>
           <w:sz w:val="17"/>
         </w:rPr>
-        <w:t>Manager review/sign-off (manager to complete): ____________________   Date: __________</w:t>
+        <w:t>Manager review/sign-off (manager to complete</w:t>
+      </w:r>
+      <w:proofErr w:type="gramStart"/>
+      <w:r>
+        <w:rPr>
+          <w:b/>
+          <w:sz w:val="17"/>
+        </w:rPr>
+        <w:t>): _</w:t>
+      </w:r>
+      <w:proofErr w:type="gramEnd"/>
+      <w:r>
+        <w:rPr>
+          <w:b/>
+          <w:sz w:val="17"/>
+        </w:rPr>
+        <w:t xml:space="preserve">___________________ </w:t>
+      </w:r>
+      <w:proofErr w:type="gramStart"/>
+      <w:r>
+        <w:rPr>
+          <w:b/>
+          <w:sz w:val="17"/>
+        </w:rPr>
+        <w:t xml:space="preserve">  Date: </w:t>
       </w:r>
       <w:r>
-        <w:rPr>
-          <w:sz w:val="17"/>
-        </w:rPr>
+        <w:t>{{</w:t>
       </w:r>
+      <w:proofErr w:type="spellStart"/>
+      <w:proofErr w:type="gramEnd"/>
       <w:r>
-        <w:rPr>
-          <w:sz w:val="17"/>
-        </w:rPr>
+        <w:t>date_signed</w:t>
       </w:r>
+      <w:proofErr w:type="spellEnd"/>
       <w:r>
-        <w:rPr>
-          <w:sz w:val="17"/>
-        </w:rPr>
+        <w:t>}}</w:t>
       </w:r>
-      <w:r>
-        <w:rPr>
-          <w:sz w:val="17"/>
-        </w:rPr>
-      </w:r>
-      <w:r>
-        <w:rPr>
-          <w:sz w:val="17"/>
-        </w:rPr>
-      </w:r>
-      <w:r>
-        <w:rPr>
-          <w:sz w:val="17"/>
-        </w:rPr>
-      </w:r>
-      <w:r>
-        <w:rPr>
-          <w:sz w:val="17"/>
-        </w:rPr>
-      </w:r>
-      <w:r>
-        <w:rPr>
-          <w:sz w:val="17"/>
-        </w:rPr>
-      </w:r>
-      <w:r>
-        <w:rPr>
-          <w:sz w:val="17"/>
-        </w:rPr>
-      </w:r>
-      <w:r/>
     </w:p>
     <w:p>
-      <w:pPr/>
       <w:r>
         <w:rPr>
           <w:b/>
@@ -1263,22 +1394,64 @@
       </w:r>
     </w:p>
     <w:p>
+      <w:proofErr w:type="gramStart"/>
       <w:r>
-        <w:t>I have answered honestly, indicated where I need training or clarification, and understand that signing does not replace workplace training or supervision.</w:t>
+        <w:t>Employee: {{</w:t>
+      </w:r>
+      <w:proofErr w:type="spellStart"/>
+      <w:r>
+        <w:t>employee</w:t>
+      </w:r>
+      <w:proofErr w:type="gramEnd"/>
+      <w:r>
+        <w:t>_name</w:t>
+      </w:r>
+      <w:proofErr w:type="spellEnd"/>
+      <w:proofErr w:type="gramStart"/>
+      <w:r>
+        <w:t xml:space="preserve">}}   </w:t>
+      </w:r>
+      <w:proofErr w:type="gramEnd"/>
+      <w:r>
+        <w:t xml:space="preserve">  Date </w:t>
+      </w:r>
+      <w:proofErr w:type="gramStart"/>
+      <w:r>
+        <w:t>signed: {{</w:t>
+      </w:r>
+      <w:proofErr w:type="spellStart"/>
+      <w:r>
+        <w:t>date</w:t>
+      </w:r>
+      <w:proofErr w:type="gramEnd"/>
+      <w:r>
+        <w:t>_signed</w:t>
+      </w:r>
+      <w:proofErr w:type="spellEnd"/>
+      <w:r>
+        <w:t>}}</w:t>
       </w:r>
     </w:p>
     <w:p>
       <w:r>
-        <w:t>Employee: {{employee_name}}     Date signed: {{date_signed}}</w:t>
+        <w:t xml:space="preserve">Employee </w:t>
       </w:r>
-    </w:p>
-    <w:p>
+      <w:proofErr w:type="gramStart"/>
       <w:r>
-        <w:t>Employee signature: {{employee_signature}}</w:t>
+        <w:t>signature: {{</w:t>
+      </w:r>
+      <w:proofErr w:type="spellStart"/>
+      <w:proofErr w:type="gramEnd"/>
+      <w:r>
+        <w:t>employee_signature</w:t>
+      </w:r>
+      <w:proofErr w:type="spellEnd"/>
+      <w:r>
+        <w:t>}}</w:t>
       </w:r>
     </w:p>
     <w:sectPr>
-      <w:footerReference w:type="default" r:id="rId8"/>
+      <w:footerReference w:type="default" r:id="rId10"/>
       <w:pgSz w:w="12240" w:h="15840"/>
       <w:pgMar w:top="648" w:right="720" w:bottom="648" w:left="720" w:header="720" w:footer="720" w:gutter="0"/>
       <w:cols w:space="720"/>
@@ -1324,7 +1497,21 @@
       <w:rPr>
         <w:sz w:val="14"/>
       </w:rPr>
-      <w:t>WHS Employee Induction and Acknowledgement - retain with employee training records</w:t>
+      <w:t xml:space="preserve">WHS Employee Induction and Acknowledgement - </w:t>
+    </w:r>
+    <w:proofErr w:type="gramStart"/>
+    <w:r>
+      <w:rPr>
+        <w:sz w:val="14"/>
+      </w:rPr>
+      <w:t>retain with</w:t>
+    </w:r>
+    <w:proofErr w:type="gramEnd"/>
+    <w:r>
+      <w:rPr>
+        <w:sz w:val="14"/>
+      </w:rPr>
+      <w:t xml:space="preserve"> employee training records</w:t>
     </w:r>
   </w:p>
 </w:ftr>
@@ -12944,6 +13131,39 @@
 </w:styles>
 </file>
 
+<file path=word/ink/ink1.xml><?xml version="1.0" encoding="utf-8"?>
+<inkml:ink xmlns:inkml="http://www.w3.org/2003/InkML">
+  <inkml:definitions>
+    <inkml:context xml:id="ctx0">
+      <inkml:inkSource xml:id="inkSrc0">
+        <inkml:traceFormat>
+          <inkml:channel name="X" type="integer" min="-2.14748E9" max="2.14748E9" units="cm"/>
+          <inkml:channel name="Y" type="integer" min="-2.14748E9" max="2.14748E9" units="cm"/>
+          <inkml:channel name="F" type="integer" max="32767" units="dev"/>
+        </inkml:traceFormat>
+        <inkml:channelProperties>
+          <inkml:channelProperty channel="X" name="resolution" value="1000" units="1/cm"/>
+          <inkml:channelProperty channel="Y" name="resolution" value="1000" units="1/cm"/>
+          <inkml:channelProperty channel="F" name="resolution" value="0" units="1/dev"/>
+        </inkml:channelProperties>
+      </inkml:inkSource>
+      <inkml:timestamp xml:id="ts0" timeString="2026-10-24T03:02:11.332"/>
+    </inkml:context>
+    <inkml:brush xml:id="br0">
+      <inkml:brushProperty name="width" value="0.035" units="cm"/>
+      <inkml:brushProperty name="height" value="0.035" units="cm"/>
+    </inkml:brush>
+  </inkml:definitions>
+  <inkml:trace contextRef="#ctx0" brushRef="#br0">79 0 24575,'0'0'-8191</inkml:trace>
+  <inkml:trace contextRef="#ctx0" brushRef="#br0" timeOffset="1306.14">80 0 24575,'-1'1'0,"0"0"0,-1 0 0,1 0 0,0 0 0,0 0 0,0 0 0,0 1 0,0-1 0,0 0 0,1 0 0,-1 1 0,0-1 0,1 1 0,-1-1 0,1 0 0,-1 1 0,1-1 0,0 1 0,-1-1 0,1 1 0,0 0 0,0-1 0,0 3 0,0 0 0,-9 82 0,6 157 0,4-141 0,0-79-455,1 0 0,6 29 0,-2-23-6371</inkml:trace>
+  <inkml:trace contextRef="#ctx0" brushRef="#br0" timeOffset="3270.67">0 294 24575,'0'-1'0,"1"0"0,-1 0 0,0 0 0,1 0 0,-1 0 0,1 1 0,-1-1 0,1 0 0,-1 0 0,1 0 0,0 0 0,-1 1 0,1-1 0,0 0 0,0 1 0,-1-1 0,1 0 0,0 1 0,0-1 0,0 1 0,0 0 0,0-1 0,0 1 0,0 0 0,0-1 0,0 1 0,0 0 0,1 0 0,37-5 0,-35 5 0,79-1 0,-53 2 0,-1-1 0,51-7 0,-76 6 0,0 0 0,0 0 0,1-1 0,-1 0 0,0 1 0,0-1 0,0-1 0,-1 1 0,1-1 0,0 1 0,-1-1 0,0 0 0,0 0 0,0-1 0,0 1 0,4-7 0,1-3 0,-1 0 0,-1 0 0,8-23 0,-4 9 0,-10 86 0,-23 96 76,-6 52-1517,26-167-5385</inkml:trace>
+  <inkml:trace contextRef="#ctx0" brushRef="#br0" timeOffset="3796.18">584 503 24575,'0'0'-8191</inkml:trace>
+  <inkml:trace contextRef="#ctx0" brushRef="#br0" timeOffset="5252.42">874 160 24575,'0'0'0,"-1"-1"0,0 0 0,1 1 0,-1-1 0,0 1 0,0-1 0,1 1 0,-1 0 0,0-1 0,0 1 0,1 0 0,-1-1 0,0 1 0,0 0 0,0 0 0,0 0 0,0 0 0,1 0 0,-1 0 0,0 0 0,0 0 0,0 0 0,0 0 0,0 0 0,1 0 0,-3 1 0,-26 4 0,3 1 0,1 1 0,0 0 0,0 3 0,0 0 0,2 1 0,-1 1 0,-42 30 0,66-42 0,-1 1 0,0-1 0,0 1 0,0 0 0,0-1 0,1 1 0,-1 0 0,0-1 0,1 1 0,-1 0 0,0 0 0,1 0 0,-1 0 0,1 0 0,-1 0 0,1 0 0,0 0 0,-1 0 0,1 0 0,0 0 0,0 0 0,0 0 0,0 0 0,0 0 0,0 1 0,1-1 0,0 1 0,0-1 0,0 1 0,1-1 0,-1 1 0,0-1 0,1 0 0,-1 0 0,1 0 0,-1 0 0,1 0 0,0 0 0,0 0 0,-1 0 0,4 0 0,38 13 0,0-2 0,1-2 0,0-2 0,64 4 0,-53-6 0,232 19 0,-180-17 0,-117-8 0,0 1 0,0 0 0,1 1 0,-1 0 0,-12 4 0,-23 6 0,-931 129 0,872-130-1365,29-4-5461</inkml:trace>
+  <inkml:trace contextRef="#ctx0" brushRef="#br0" timeOffset="6385.28">1191 266 24575,'14'0'0,"3"5"0,5 19 0,-2 14 0,-5 6 0,1-1 0,-4-2 0,2-9 0,-3-10-8191</inkml:trace>
+  <inkml:trace contextRef="#ctx0" brushRef="#br0" timeOffset="8301.78">1403 346 24575,'0'14'0,"2"29"0,-2-42 0,1 0 0,-1 0 0,0-1 0,1 1 0,-1 0 0,0 0 0,1 0 0,-1-1 0,1 1 0,-1 0 0,1-1 0,-1 1 0,1 0 0,-1-1 0,1 1 0,0 0 0,0-1 0,-1 1 0,1-1 0,0 0 0,0 1 0,-1-1 0,1 1 0,0-1 0,0 0 0,0 0 0,0 0 0,-1 1 0,1-1 0,0 0 0,0 0 0,0 0 0,0 0 0,0 0 0,0 0 0,-1-1 0,1 1 0,2-1 0,-61 54 0,21-24 0,-1-2 0,0-2 0,-3-1 0,0-2 0,-1-2 0,-46 16 0,51-27 0,35-8 0,1-1 0,0 0 0,0 1 0,-1-1 0,1 0 0,0 0 0,0 0 0,-1 0 0,1 0 0,0 0 0,0 0 0,-1 0 0,1 0 0,0-1 0,0 1 0,-1 0 0,1-1 0,0 1 0,0-1 0,0 1 0,0-1 0,0 0 0,-1 0 0,2 0 0,0 0 0,0 0 0,0 0 0,0 0 0,0 0 0,1 1 0,-1-1 0,0 0 0,1 0 0,-1 0 0,0 1 0,1-1 0,-1 0 0,1 0 0,-1 1 0,1-1 0,0 0 0,-1 1 0,1-1 0,0 1 0,-1-1 0,1 1 0,0-1 0,0 1 0,0-1 0,36-22 0,1 1 0,1 3 0,67-25 0,-33 15 0,-61 24 0,8-3 0,-1-1 0,0-1 0,32-21 0,-45 27 0,-2 0 0,1 0 0,0-1 0,-1 0 0,0 0 0,0 0 0,0 0 0,0 0 0,-1-1 0,0 0 0,0 0 0,-1 0 0,0 0 0,0 0 0,0 0 0,1-13 0,-1 6 0,-1 1 0,0-1 0,-1 0 0,-1 0 0,0 1 0,-3-15 0,-5 77 0,9-43 0,0 0 0,0 0 0,0 0 0,0-1 0,1 1 0,1 0 0,-1 0 0,1-1 0,4 11 0,-5-16 0,-1 1 0,1-1 0,0 1 0,0-1 0,0 0 0,0 1 0,1-1 0,-1 0 0,0 0 0,0 0 0,1 0 0,-1 0 0,1 0 0,-1 0 0,1-1 0,-1 1 0,4 0 0,-2 0 0,0-1 0,0 0 0,0 0 0,0 0 0,0 0 0,0-1 0,0 1 0,0-1 0,-1 0 0,1 0 0,0 0 0,0 0 0,4-2 0,9-7 0,0 1 0,-1-2 0,17-14 0,-15 10 0,1 2 0,22-13 0,13 0-1365,-3 3-5461</inkml:trace>
+</inkml:ink>
+</file>
+
 <file path=word/theme/theme1.xml><?xml version="1.0" encoding="utf-8"?>
 <a:theme xmlns:a="http://schemas.openxmlformats.org/drawingml/2006/main" name="Office Theme">
   <a:themeElements>
